--- a/ConstructionBilling.Api/Data/invoiceWithoutGST.docx
+++ b/ConstructionBilling.Api/Data/invoiceWithoutGST.docx
@@ -11,12 +11,12 @@
       </w:tblPr>
       <w:tblGrid>
         <w:gridCol w:w="3771"/>
-        <w:gridCol w:w="3626"/>
-        <w:gridCol w:w="2909"/>
+        <w:gridCol w:w="3267"/>
+        <w:gridCol w:w="3268"/>
       </w:tblGrid>
       <w:tr>
         <w:trPr>
-          <w:trHeight w:val="625"/>
+          <w:trHeight w:val="843"/>
           <w:jc w:val="center"/>
         </w:trPr>
         <w:tc>
@@ -39,7 +39,7 @@
                 <w:color w:val="003399"/>
               </w:rPr>
               <w:drawing>
-                <wp:anchor distT="0" distB="0" distL="114300" distR="114300" simplePos="0" relativeHeight="251659264" behindDoc="1" locked="0" layoutInCell="1" allowOverlap="1" wp14:anchorId="07078871" wp14:editId="16049106">
+                <wp:anchor distT="0" distB="0" distL="114300" distR="114300" simplePos="0" relativeHeight="251665408" behindDoc="1" locked="0" layoutInCell="1" allowOverlap="1" wp14:anchorId="07078871" wp14:editId="16049106">
                   <wp:simplePos x="0" y="0"/>
                   <wp:positionH relativeFrom="column">
                     <wp:posOffset>-3810</wp:posOffset>
@@ -189,7 +189,39 @@
                 <w:sz w:val="20"/>
                 <w:szCs w:val="20"/>
               </w:rPr>
-              <w:t>no</w:t>
+              <w:t>Venu,</w:t>
+            </w:r>
+            <w:r>
+              <w:rPr>
+                <w:rFonts w:ascii="Arial" w:hAnsi="Arial" w:cs="Arial"/>
+                <w:sz w:val="20"/>
+                <w:szCs w:val="20"/>
+              </w:rPr>
+              <w:br/>
+            </w:r>
+            <w:r>
+              <w:rPr>
+                <w:rFonts w:ascii="Arial" w:hAnsi="Arial" w:cs="Arial"/>
+                <w:sz w:val="20"/>
+                <w:szCs w:val="20"/>
+              </w:rPr>
+              <w:t>Soundamman Kovil,</w:t>
+            </w:r>
+            <w:r>
+              <w:rPr>
+                <w:rFonts w:ascii="Arial" w:hAnsi="Arial" w:cs="Arial"/>
+                <w:sz w:val="20"/>
+                <w:szCs w:val="20"/>
+              </w:rPr>
+              <w:br/>
+            </w:r>
+            <w:r>
+              <w:rPr>
+                <w:rFonts w:ascii="Arial" w:hAnsi="Arial" w:cs="Arial"/>
+                <w:sz w:val="20"/>
+                <w:szCs w:val="20"/>
+              </w:rPr>
+              <w:t>Ammapet</w:t>
             </w:r>
             <w:r>
               <w:rPr>
@@ -203,7 +235,7 @@
         </w:tc>
         <w:tc>
           <w:tcPr>
-            <w:tcW w:w="3626" w:type="dxa"/>
+            <w:tcW w:w="3267" w:type="dxa"/>
           </w:tcPr>
           <w:p>
             <w:pPr>
@@ -226,7 +258,6 @@
             <w:pPr>
               <w:rPr>
                 <w:rFonts w:ascii="Arial" w:hAnsi="Arial" w:cs="Arial"/>
-                <w:b/>
                 <w:sz w:val="20"/>
                 <w:szCs w:val="20"/>
               </w:rPr>
@@ -237,16 +268,26 @@
               <w:rPr>
                 <w:rFonts w:ascii="Arial" w:hAnsi="Arial" w:cs="Arial"/>
                 <w:b/>
-                <w:sz w:val="20"/>
-                <w:szCs w:val="20"/>
-              </w:rPr>
-              <w:t>01</w:t>
-            </w:r>
+                <w:bCs/>
+                <w:sz w:val="20"/>
+                <w:szCs w:val="20"/>
+              </w:rPr>
+              <w:t>63</w:t>
+            </w:r>
+          </w:p>
+          <w:p>
+            <w:pPr>
+              <w:rPr>
+                <w:rFonts w:ascii="Arial" w:hAnsi="Arial" w:cs="Arial"/>
+                <w:sz w:val="20"/>
+                <w:szCs w:val="20"/>
+              </w:rPr>
+            </w:pPr>
           </w:p>
         </w:tc>
         <w:tc>
           <w:tcPr>
-            <w:tcW w:w="2909" w:type="dxa"/>
+            <w:tcW w:w="3268" w:type="dxa"/>
           </w:tcPr>
           <w:p>
             <w:pPr>
@@ -281,14 +322,23 @@
                 <w:sz w:val="20"/>
                 <w:szCs w:val="20"/>
               </w:rPr>
-              <w:t>16/04/2026</w:t>
-            </w:r>
+              <w:t>05/05/2026</w:t>
+            </w:r>
+          </w:p>
+          <w:p>
+            <w:pPr>
+              <w:rPr>
+                <w:rFonts w:ascii="Arial" w:hAnsi="Arial" w:cs="Arial"/>
+                <w:sz w:val="20"/>
+                <w:szCs w:val="20"/>
+              </w:rPr>
+            </w:pPr>
           </w:p>
         </w:tc>
       </w:tr>
       <w:tr>
         <w:trPr>
-          <w:trHeight w:val="623"/>
+          <w:trHeight w:val="945"/>
           <w:jc w:val="center"/>
         </w:trPr>
         <w:tc>
@@ -299,16 +349,16 @@
           <w:p>
             <w:pPr>
               <w:rPr>
-                <w:rFonts w:ascii="Arial" w:hAnsi="Arial" w:cs="Arial"/>
-                <w:sz w:val="20"/>
-                <w:szCs w:val="20"/>
+                <w:b/>
+                <w:noProof/>
+                <w:color w:val="003399"/>
               </w:rPr>
             </w:pPr>
           </w:p>
         </w:tc>
         <w:tc>
           <w:tcPr>
-            <w:tcW w:w="3626" w:type="dxa"/>
+            <w:tcW w:w="3267" w:type="dxa"/>
           </w:tcPr>
           <w:p>
             <w:pPr>
@@ -343,13 +393,22 @@
                 <w:sz w:val="20"/>
                 <w:szCs w:val="20"/>
               </w:rPr>
-              <w:t>Air</w:t>
-            </w:r>
+              <w:t>Road</w:t>
+            </w:r>
+          </w:p>
+          <w:p>
+            <w:pPr>
+              <w:rPr>
+                <w:rFonts w:ascii="Arial" w:hAnsi="Arial" w:cs="Arial"/>
+                <w:sz w:val="20"/>
+                <w:szCs w:val="20"/>
+              </w:rPr>
+            </w:pPr>
           </w:p>
         </w:tc>
         <w:tc>
           <w:tcPr>
-            <w:tcW w:w="2909" w:type="dxa"/>
+            <w:tcW w:w="3268" w:type="dxa"/>
           </w:tcPr>
           <w:p>
             <w:pPr>
@@ -368,91 +427,14 @@
               <w:t>Destination</w:t>
             </w:r>
           </w:p>
-        </w:tc>
-      </w:tr>
-      <w:tr>
-        <w:trPr>
-          <w:trHeight w:val="623"/>
-          <w:jc w:val="center"/>
-        </w:trPr>
-        <w:tc>
-          <w:tcPr>
-            <w:tcW w:w="3771" w:type="dxa"/>
-            <w:vMerge/>
-          </w:tcPr>
-          <w:p>
-            <w:pPr>
-              <w:rPr>
-                <w:rFonts w:ascii="Arial" w:hAnsi="Arial" w:cs="Arial"/>
-                <w:sz w:val="20"/>
-                <w:szCs w:val="20"/>
-              </w:rPr>
-            </w:pPr>
-          </w:p>
-        </w:tc>
-        <w:tc>
-          <w:tcPr>
-            <w:tcW w:w="3626" w:type="dxa"/>
-          </w:tcPr>
-          <w:p>
-            <w:pPr>
-              <w:rPr>
-                <w:rFonts w:ascii="Arial" w:hAnsi="Arial" w:cs="Arial"/>
-                <w:sz w:val="20"/>
-                <w:szCs w:val="20"/>
-              </w:rPr>
-            </w:pPr>
-            <w:r>
-              <w:rPr>
-                <w:rFonts w:ascii="Arial" w:hAnsi="Arial" w:cs="Arial"/>
-                <w:sz w:val="20"/>
-                <w:szCs w:val="20"/>
-              </w:rPr>
-              <w:t>Bill Of Lading/LR-RR No</w:t>
-            </w:r>
-          </w:p>
-        </w:tc>
-        <w:tc>
-          <w:tcPr>
-            <w:tcW w:w="2909" w:type="dxa"/>
-          </w:tcPr>
-          <w:p>
-            <w:pPr>
-              <w:rPr>
-                <w:rFonts w:ascii="Arial" w:hAnsi="Arial" w:cs="Arial"/>
-                <w:sz w:val="20"/>
-                <w:szCs w:val="20"/>
-              </w:rPr>
-            </w:pPr>
-            <w:r>
-              <w:rPr>
-                <w:rFonts w:ascii="Arial" w:hAnsi="Arial" w:cs="Arial"/>
-                <w:sz w:val="20"/>
-                <w:szCs w:val="20"/>
-              </w:rPr>
-              <w:t>Motor Vehicle No</w:t>
-            </w:r>
-          </w:p>
-          <w:p>
-            <w:pPr>
-              <w:rPr>
-                <w:rFonts w:ascii="Arial" w:hAnsi="Arial" w:cs="Arial"/>
-                <w:b/>
-                <w:sz w:val="20"/>
-                <w:szCs w:val="20"/>
-              </w:rPr>
-            </w:pPr>
-            <w:proofErr w:type="spellStart"/>
-            <w:proofErr w:type="spellEnd"/>
-            <w:r>
-              <w:rPr>
-                <w:rFonts w:ascii="Arial" w:hAnsi="Arial" w:cs="Arial"/>
-                <w:b/>
-                <w:sz w:val="20"/>
-                <w:szCs w:val="20"/>
-              </w:rPr>
-              <w:t>KA01AB678</w:t>
-            </w:r>
+          <w:p>
+            <w:pPr>
+              <w:rPr>
+                <w:rFonts w:ascii="Arial" w:hAnsi="Arial" w:cs="Arial"/>
+                <w:sz w:val="20"/>
+                <w:szCs w:val="20"/>
+              </w:rPr>
+            </w:pPr>
           </w:p>
         </w:tc>
       </w:tr>
@@ -481,33 +463,22 @@
               </w:rPr>
               <w:t>Buyer (Bill to)</w:t>
             </w:r>
-          </w:p>
-          <w:p>
-            <w:pPr>
-              <w:rPr>
-                <w:rFonts w:ascii="Arial" w:hAnsi="Arial" w:cs="Arial"/>
-                <w:sz w:val="20"/>
-                <w:szCs w:val="20"/>
-              </w:rPr>
-            </w:pPr>
-            <w:proofErr w:type="spellStart"/>
-            <w:proofErr w:type="spellEnd"/>
-            <w:r>
-              <w:rPr>
-                <w:rFonts w:ascii="Arial" w:hAnsi="Arial" w:cs="Arial"/>
-                <w:b/>
-                <w:bCs/>
-                <w:sz w:val="20"/>
-                <w:szCs w:val="20"/>
-              </w:rPr>
-              <w:t>no</w:t>
+            <w:r>
+              <w:rPr>
+                <w:rFonts w:ascii="Arial" w:hAnsi="Arial" w:cs="Arial"/>
+                <w:sz w:val="20"/>
+                <w:szCs w:val="20"/>
+              </w:rPr>
+              <w:br/>
             </w:r>
           </w:p>
         </w:tc>
         <w:tc>
           <w:tcPr>
-            <w:tcW w:w="6535" w:type="dxa"/>
-            <w:gridSpan w:val="2"/>
+            <w:tcW w:w="3267" w:type="dxa"/>
+            <w:tcBorders>
+              <w:top w:val="nil"/>
+            </w:tcBorders>
           </w:tcPr>
           <w:p>
             <w:pPr>
@@ -523,8 +494,72 @@
                 <w:sz w:val="20"/>
                 <w:szCs w:val="20"/>
               </w:rPr>
+              <w:t>Motor Vehicle No</w:t>
+            </w:r>
+          </w:p>
+          <w:p>
+            <w:pPr>
+              <w:rPr>
+                <w:rFonts w:ascii="Arial" w:hAnsi="Arial" w:cs="Arial"/>
+                <w:sz w:val="20"/>
+                <w:szCs w:val="20"/>
+              </w:rPr>
+            </w:pPr>
+            <w:proofErr w:type="spellStart"/>
+            <w:proofErr w:type="spellEnd"/>
+            <w:r>
+              <w:rPr>
+                <w:rFonts w:ascii="Arial" w:hAnsi="Arial" w:cs="Arial"/>
+                <w:b/>
+                <w:bCs/>
+                <w:sz w:val="20"/>
+                <w:szCs w:val="20"/>
+              </w:rPr>
+              <w:t>TN52T9610</w:t>
+            </w:r>
+          </w:p>
+          <w:p>
+            <w:pPr>
+              <w:rPr>
+                <w:rFonts w:ascii="Arial" w:hAnsi="Arial" w:cs="Arial"/>
+                <w:sz w:val="20"/>
+                <w:szCs w:val="20"/>
+              </w:rPr>
+            </w:pPr>
+          </w:p>
+        </w:tc>
+        <w:tc>
+          <w:tcPr>
+            <w:tcW w:w="3268" w:type="dxa"/>
+            <w:tcBorders>
+              <w:top w:val="nil"/>
+            </w:tcBorders>
+          </w:tcPr>
+          <w:p>
+            <w:pPr>
+              <w:rPr>
+                <w:rFonts w:ascii="Arial" w:hAnsi="Arial" w:cs="Arial"/>
+                <w:sz w:val="20"/>
+                <w:szCs w:val="20"/>
+              </w:rPr>
+            </w:pPr>
+            <w:r>
+              <w:rPr>
+                <w:rFonts w:ascii="Arial" w:hAnsi="Arial" w:cs="Arial"/>
+                <w:sz w:val="20"/>
+                <w:szCs w:val="20"/>
+              </w:rPr>
               <w:t>Terms of Delivery</w:t>
             </w:r>
+          </w:p>
+          <w:p>
+            <w:pPr>
+              <w:rPr>
+                <w:rFonts w:ascii="Arial" w:hAnsi="Arial" w:cs="Arial"/>
+                <w:sz w:val="20"/>
+                <w:szCs w:val="20"/>
+              </w:rPr>
+            </w:pPr>
           </w:p>
         </w:tc>
       </w:tr>
@@ -554,25 +589,7 @@
                 <w:sz w:val="20"/>
                 <w:szCs w:val="20"/>
               </w:rPr>
-              <w:t xml:space="preserve">Goods </w:t>
-            </w:r>
-            <w:r>
-              <w:rPr>
-                <w:rFonts w:ascii="Arial" w:hAnsi="Arial" w:cs="Arial"/>
-                <w:b/>
-                <w:sz w:val="20"/>
-                <w:szCs w:val="20"/>
-              </w:rPr>
-              <w:t>Info</w:t>
-            </w:r>
-            <w:r>
-              <w:rPr>
-                <w:rFonts w:ascii="Arial" w:hAnsi="Arial" w:cs="Arial"/>
-                <w:b/>
-                <w:sz w:val="20"/>
-                <w:szCs w:val="20"/>
-              </w:rPr>
-              <w:t>rmation</w:t>
+              <w:t>Goods Information</w:t>
             </w:r>
           </w:p>
           <w:tbl>
@@ -713,7 +730,7 @@
                     <w:rPr>
                       <w:rFonts w:ascii="Arial" w:hAnsi="Arial" w:cs="Arial" w:eastAsia="Arial"/>
                     </w:rPr>
-                    <w:t>br</w:t>
+                    <w:t>FLY ASH BRICKS(230/105/75)</w:t>
                   </w:r>
                 </w:p>
               </w:tc>
@@ -741,7 +758,7 @@
                     <w:rPr>
                       <w:rFonts w:ascii="Arial" w:hAnsi="Arial" w:cs="Arial" w:eastAsia="Arial"/>
                     </w:rPr>
-                    <w:t>50</w:t>
+                    <w:t>3000</w:t>
                   </w:r>
                 </w:p>
               </w:tc>
@@ -755,7 +772,7 @@
                     <w:rPr>
                       <w:rFonts w:ascii="Arial" w:hAnsi="Arial" w:cs="Arial" w:eastAsia="Arial"/>
                     </w:rPr>
-                    <w:t>100</w:t>
+                    <w:t>6.5</w:t>
                   </w:r>
                 </w:p>
               </w:tc>
@@ -783,7 +800,7 @@
                     <w:rPr>
                       <w:rFonts w:ascii="Arial" w:hAnsi="Arial" w:cs="Arial" w:eastAsia="Arial"/>
                     </w:rPr>
-                    <w:t>5000</w:t>
+                    <w:t>19500</w:t>
                   </w:r>
                 </w:p>
               </w:tc>
@@ -826,7 +843,7 @@
                 <w:p>
                   <w:pPr/>
                   <w:r>
-                    <w:t>50</w:t>
+                    <w:t>3000</w:t>
                   </w:r>
                 </w:p>
               </w:tc>
@@ -853,7 +870,7 @@
                 <w:p>
                   <w:pPr/>
                   <w:r>
-                    <w:t>5000</w:t>
+                    <w:t>19500</w:t>
                   </w:r>
                 </w:p>
               </w:tc>
@@ -877,18 +894,8 @@
                 <w:sz w:val="20"/>
                 <w:szCs w:val="20"/>
               </w:rPr>
-              <w:t xml:space="preserve">E. &amp; </w:t>
-            </w:r>
-            <w:proofErr w:type="gramStart"/>
-            <w:r>
-              <w:rPr>
-                <w:rFonts w:ascii="Arial" w:hAnsi="Arial" w:cs="Arial"/>
-                <w:sz w:val="20"/>
-                <w:szCs w:val="20"/>
-              </w:rPr>
-              <w:t>O.E</w:t>
-            </w:r>
-            <w:proofErr w:type="gramEnd"/>
+              <w:t>E. &amp; O.E</w:t>
+            </w:r>
           </w:p>
         </w:tc>
       </w:tr>
@@ -917,39 +924,7 @@
                 <w:sz w:val="20"/>
                 <w:szCs w:val="20"/>
               </w:rPr>
-              <w:t xml:space="preserve">Amount </w:t>
-            </w:r>
-            <w:r>
-              <w:rPr>
-                <w:rFonts w:ascii="Arial" w:hAnsi="Arial" w:cs="Arial"/>
-                <w:sz w:val="20"/>
-                <w:szCs w:val="20"/>
-              </w:rPr>
-              <w:t>Chargeable (</w:t>
-            </w:r>
-            <w:r>
-              <w:rPr>
-                <w:rFonts w:ascii="Arial" w:hAnsi="Arial" w:cs="Arial"/>
-                <w:sz w:val="20"/>
-                <w:szCs w:val="20"/>
-              </w:rPr>
-              <w:t xml:space="preserve">in </w:t>
-            </w:r>
-            <w:r>
-              <w:rPr>
-                <w:rFonts w:ascii="Arial" w:hAnsi="Arial" w:cs="Arial"/>
-                <w:sz w:val="20"/>
-                <w:szCs w:val="20"/>
-              </w:rPr>
-              <w:t xml:space="preserve">words): </w:t>
-            </w:r>
-            <w:r>
-              <w:rPr>
-                <w:rFonts w:ascii="Arial" w:hAnsi="Arial" w:cs="Arial"/>
-                <w:sz w:val="20"/>
-                <w:szCs w:val="20"/>
-              </w:rPr>
-              <w:t xml:space="preserve"> </w:t>
+              <w:t xml:space="preserve">Amount Chargeable (in words):  </w:t>
             </w:r>
             <w:proofErr w:type="spellStart"/>
             <w:proofErr w:type="spellEnd"/>
@@ -960,31 +935,15 @@
                 <w:sz w:val="20"/>
                 <w:szCs w:val="20"/>
               </w:rPr>
-              <w:t>Five thousand  only/-</w:t>
-            </w:r>
-            <w:r>
-              <w:rPr>
-                <w:rFonts w:ascii="Arial" w:hAnsi="Arial" w:cs="Arial"/>
-                <w:sz w:val="20"/>
-                <w:szCs w:val="20"/>
-              </w:rPr>
-              <w:t xml:space="preserve"> </w:t>
-            </w:r>
-            <w:r>
-              <w:rPr>
-                <w:rFonts w:ascii="Arial" w:hAnsi="Arial" w:cs="Arial"/>
-                <w:sz w:val="20"/>
-                <w:szCs w:val="20"/>
-              </w:rPr>
-              <w:t xml:space="preserve">       </w:t>
-            </w:r>
-            <w:r>
-              <w:rPr>
-                <w:rFonts w:ascii="Arial" w:hAnsi="Arial" w:cs="Arial"/>
-                <w:sz w:val="20"/>
-                <w:szCs w:val="20"/>
-              </w:rPr>
-              <w:t xml:space="preserve">                                                                                                          </w:t>
+              <w:t>Nineteen thousand five hundred  only/-</w:t>
+            </w:r>
+            <w:r>
+              <w:rPr>
+                <w:rFonts w:ascii="Arial" w:hAnsi="Arial" w:cs="Arial"/>
+                <w:sz w:val="20"/>
+                <w:szCs w:val="20"/>
+              </w:rPr>
+              <w:t xml:space="preserve">                                                                                                                  </w:t>
             </w:r>
           </w:p>
         </w:tc>
@@ -1116,16 +1075,7 @@
                       <w:sz w:val="20"/>
                       <w:szCs w:val="20"/>
                     </w:rPr>
-                    <w:t xml:space="preserve">Bank </w:t>
-                  </w:r>
-                  <w:proofErr w:type="gramStart"/>
-                  <w:r>
-                    <w:rPr>
-                      <w:rFonts w:ascii="Arial" w:hAnsi="Arial" w:cs="Arial"/>
-                      <w:sz w:val="20"/>
-                      <w:szCs w:val="20"/>
-                    </w:rPr>
-                    <w:t xml:space="preserve">Name  </w:t>
+                    <w:t xml:space="preserve">Bank Name  </w:t>
                   </w:r>
                   <w:r>
                     <w:rPr>
@@ -1138,7 +1088,6 @@
                     <w:t>:</w:t>
                   </w:r>
                   <w:proofErr w:type="spellStart"/>
-                  <w:proofErr w:type="gramEnd"/>
                   <w:proofErr w:type="spellEnd"/>
                   <w:r>
                     <w:rPr>
@@ -1382,18 +1331,18 @@
                 <w:sz w:val="20"/>
                 <w:szCs w:val="20"/>
               </w:rPr>
-              <w:t>For TMR Bricks</w:t>
-            </w:r>
-          </w:p>
-          <w:p>
-            <w:pPr>
-              <w:jc w:val="right"/>
-              <w:rPr>
-                <w:rFonts w:ascii="Arial" w:hAnsi="Arial" w:cs="Arial"/>
-                <w:sz w:val="20"/>
-                <w:szCs w:val="20"/>
-              </w:rPr>
-            </w:pPr>
+              <w:t xml:space="preserve">For </w:t>
+            </w:r>
+            <w:proofErr w:type="spellStart"/>
+            <w:proofErr w:type="spellEnd"/>
+            <w:r>
+              <w:rPr>
+                <w:rFonts w:ascii="Arial" w:hAnsi="Arial" w:cs="Arial"/>
+                <w:sz w:val="20"/>
+                <w:szCs w:val="20"/>
+              </w:rPr>
+              <w:t>JKB Ash Bricks</w:t>
+            </w:r>
           </w:p>
           <w:p>
             <w:pPr>
@@ -1936,7 +1885,7 @@
   <w:style w:type="paragraph" w:default="1" w:styleId="Normal">
     <w:name w:val="Normal"/>
     <w:qFormat/>
-    <w:rsid w:val="0075553D"/>
+    <w:rsid w:val="001C1A6C"/>
   </w:style>
   <w:style w:type="paragraph" w:styleId="Heading1">
     <w:name w:val="heading 1"/>
@@ -1962,7 +1911,6 @@
   <w:style w:type="character" w:default="1" w:styleId="DefaultParagraphFont">
     <w:name w:val="Default Paragraph Font"/>
     <w:uiPriority w:val="1"/>
-    <w:semiHidden/>
     <w:unhideWhenUsed/>
   </w:style>
   <w:style w:type="table" w:default="1" w:styleId="TableNormal">

--- a/ConstructionBilling.Api/Data/invoiceWithoutGST.docx
+++ b/ConstructionBilling.Api/Data/invoiceWithoutGST.docx
@@ -189,39 +189,7 @@
                 <w:sz w:val="20"/>
                 <w:szCs w:val="20"/>
               </w:rPr>
-              <w:t>Venu,</w:t>
-            </w:r>
-            <w:r>
-              <w:rPr>
-                <w:rFonts w:ascii="Arial" w:hAnsi="Arial" w:cs="Arial"/>
-                <w:sz w:val="20"/>
-                <w:szCs w:val="20"/>
-              </w:rPr>
-              <w:br/>
-            </w:r>
-            <w:r>
-              <w:rPr>
-                <w:rFonts w:ascii="Arial" w:hAnsi="Arial" w:cs="Arial"/>
-                <w:sz w:val="20"/>
-                <w:szCs w:val="20"/>
-              </w:rPr>
-              <w:t>Soundamman Kovil,</w:t>
-            </w:r>
-            <w:r>
-              <w:rPr>
-                <w:rFonts w:ascii="Arial" w:hAnsi="Arial" w:cs="Arial"/>
-                <w:sz w:val="20"/>
-                <w:szCs w:val="20"/>
-              </w:rPr>
-              <w:br/>
-            </w:r>
-            <w:r>
-              <w:rPr>
-                <w:rFonts w:ascii="Arial" w:hAnsi="Arial" w:cs="Arial"/>
-                <w:sz w:val="20"/>
-                <w:szCs w:val="20"/>
-              </w:rPr>
-              <w:t>Ammapet</w:t>
+              <w:t>Ponnam poosari- Balaji construction</w:t>
             </w:r>
             <w:r>
               <w:rPr>
@@ -272,7 +240,7 @@
                 <w:sz w:val="20"/>
                 <w:szCs w:val="20"/>
               </w:rPr>
-              <w:t>63</w:t>
+              <w:t>01</w:t>
             </w:r>
           </w:p>
           <w:p>
@@ -322,7 +290,7 @@
                 <w:sz w:val="20"/>
                 <w:szCs w:val="20"/>
               </w:rPr>
-              <w:t>05/05/2026</w:t>
+              <w:t>01/04/2026</w:t>
             </w:r>
           </w:p>
           <w:p>
@@ -393,7 +361,7 @@
                 <w:sz w:val="20"/>
                 <w:szCs w:val="20"/>
               </w:rPr>
-              <w:t>Road</w:t>
+              <w:t>Ponnam poosari- Balaji construction</w:t>
             </w:r>
           </w:p>
           <w:p>
@@ -425,6 +393,25 @@
                 <w:szCs w:val="20"/>
               </w:rPr>
               <w:t>Destination</w:t>
+            </w:r>
+          </w:p>
+          <w:p>
+            <w:pPr>
+              <w:rPr>
+                <w:rFonts w:ascii="Arial" w:hAnsi="Arial" w:cs="Arial"/>
+                <w:sz w:val="20"/>
+                <w:szCs w:val="20"/>
+              </w:rPr>
+            </w:pPr>
+            <w:r>
+              <w:rPr>
+                <w:rFonts w:ascii="Arial" w:hAnsi="Arial" w:cs="Arial"/>
+                <w:b/>
+                <w:bCs/>
+                <w:sz w:val="20"/>
+                <w:szCs w:val="20"/>
+              </w:rPr>
+              <w:t>NIL</w:t>
             </w:r>
           </w:p>
           <w:p>
@@ -471,6 +458,14 @@
               </w:rPr>
               <w:br/>
             </w:r>
+            <w:r>
+              <w:rPr>
+                <w:rFonts w:ascii="Arial" w:hAnsi="Arial" w:cs="Arial"/>
+                <w:sz w:val="20"/>
+                <w:szCs w:val="20"/>
+              </w:rPr>
+              <w:t>NIL</w:t>
+            </w:r>
           </w:p>
         </w:tc>
         <w:tc>
@@ -515,7 +510,7 @@
                 <w:sz w:val="20"/>
                 <w:szCs w:val="20"/>
               </w:rPr>
-              <w:t>TN52T9610</w:t>
+              <w:t>TN54E3791</w:t>
             </w:r>
           </w:p>
           <w:p>
@@ -550,6 +545,25 @@
                 <w:szCs w:val="20"/>
               </w:rPr>
               <w:t>Terms of Delivery</w:t>
+            </w:r>
+          </w:p>
+          <w:p>
+            <w:pPr>
+              <w:rPr>
+                <w:rFonts w:ascii="Arial" w:hAnsi="Arial" w:cs="Arial"/>
+                <w:sz w:val="20"/>
+                <w:szCs w:val="20"/>
+              </w:rPr>
+            </w:pPr>
+            <w:proofErr w:type="spellStart"/>
+            <w:proofErr w:type="spellEnd"/>
+            <w:r>
+              <w:rPr>
+                <w:rFonts w:ascii="Arial" w:hAnsi="Arial" w:cs="Arial"/>
+                <w:sz w:val="20"/>
+                <w:szCs w:val="20"/>
+              </w:rPr>
+              <w:t>NIL</w:t>
             </w:r>
           </w:p>
           <w:p>
@@ -730,7 +744,7 @@
                     <w:rPr>
                       <w:rFonts w:ascii="Arial" w:hAnsi="Arial" w:cs="Arial" w:eastAsia="Arial"/>
                     </w:rPr>
-                    <w:t>FLY ASH BRICKS(230/105/75)</w:t>
+                    <w:t>Bricks</w:t>
                   </w:r>
                 </w:p>
               </w:tc>
@@ -894,8 +908,18 @@
                 <w:sz w:val="20"/>
                 <w:szCs w:val="20"/>
               </w:rPr>
-              <w:t>E. &amp; O.E</w:t>
-            </w:r>
+              <w:t xml:space="preserve">E. &amp; </w:t>
+            </w:r>
+            <w:proofErr w:type="gramStart"/>
+            <w:r>
+              <w:rPr>
+                <w:rFonts w:ascii="Arial" w:hAnsi="Arial" w:cs="Arial"/>
+                <w:sz w:val="20"/>
+                <w:szCs w:val="20"/>
+              </w:rPr>
+              <w:t>O.E</w:t>
+            </w:r>
+            <w:proofErr w:type="gramEnd"/>
           </w:p>
         </w:tc>
       </w:tr>
@@ -1075,7 +1099,16 @@
                       <w:sz w:val="20"/>
                       <w:szCs w:val="20"/>
                     </w:rPr>
-                    <w:t xml:space="preserve">Bank Name  </w:t>
+                    <w:t xml:space="preserve">Bank </w:t>
+                  </w:r>
+                  <w:proofErr w:type="gramStart"/>
+                  <w:r>
+                    <w:rPr>
+                      <w:rFonts w:ascii="Arial" w:hAnsi="Arial" w:cs="Arial"/>
+                      <w:sz w:val="20"/>
+                      <w:szCs w:val="20"/>
+                    </w:rPr>
+                    <w:t xml:space="preserve">Name  </w:t>
                   </w:r>
                   <w:r>
                     <w:rPr>
@@ -1088,6 +1121,7 @@
                     <w:t>:</w:t>
                   </w:r>
                   <w:proofErr w:type="spellStart"/>
+                  <w:proofErr w:type="gramEnd"/>
                   <w:proofErr w:type="spellEnd"/>
                   <w:r>
                     <w:rPr>
@@ -1911,6 +1945,7 @@
   <w:style w:type="character" w:default="1" w:styleId="DefaultParagraphFont">
     <w:name w:val="Default Paragraph Font"/>
     <w:uiPriority w:val="1"/>
+    <w:semiHidden/>
     <w:unhideWhenUsed/>
   </w:style>
   <w:style w:type="table" w:default="1" w:styleId="TableNormal">

--- a/ConstructionBilling.Api/Data/invoiceWithoutGST.docx
+++ b/ConstructionBilling.Api/Data/invoiceWithoutGST.docx
@@ -189,7 +189,39 @@
                 <w:sz w:val="20"/>
                 <w:szCs w:val="20"/>
               </w:rPr>
-              <w:t>Ponnam poosari- Balaji construction</w:t>
+              <w:t>Manimaran,</w:t>
+            </w:r>
+            <w:r>
+              <w:rPr>
+                <w:rFonts w:ascii="Arial" w:hAnsi="Arial" w:cs="Arial"/>
+                <w:sz w:val="20"/>
+                <w:szCs w:val="20"/>
+              </w:rPr>
+              <w:br/>
+            </w:r>
+            <w:r>
+              <w:rPr>
+                <w:rFonts w:ascii="Arial" w:hAnsi="Arial" w:cs="Arial"/>
+                <w:sz w:val="20"/>
+                <w:szCs w:val="20"/>
+              </w:rPr>
+              <w:t>Chinna Thirupathi.</w:t>
+            </w:r>
+            <w:r>
+              <w:rPr>
+                <w:rFonts w:ascii="Arial" w:hAnsi="Arial" w:cs="Arial"/>
+                <w:sz w:val="20"/>
+                <w:szCs w:val="20"/>
+              </w:rPr>
+              <w:br/>
+            </w:r>
+            <w:r>
+              <w:rPr>
+                <w:rFonts w:ascii="Arial" w:hAnsi="Arial" w:cs="Arial"/>
+                <w:sz w:val="20"/>
+                <w:szCs w:val="20"/>
+              </w:rPr>
+              <w:t>Ph.no:9443552878</w:t>
             </w:r>
             <w:r>
               <w:rPr>
@@ -240,7 +272,7 @@
                 <w:sz w:val="20"/>
                 <w:szCs w:val="20"/>
               </w:rPr>
-              <w:t>01</w:t>
+              <w:t>94</w:t>
             </w:r>
           </w:p>
           <w:p>
@@ -290,7 +322,7 @@
                 <w:sz w:val="20"/>
                 <w:szCs w:val="20"/>
               </w:rPr>
-              <w:t>01/04/2026</w:t>
+              <w:t>26/05/2026</w:t>
             </w:r>
           </w:p>
           <w:p>
@@ -361,7 +393,7 @@
                 <w:sz w:val="20"/>
                 <w:szCs w:val="20"/>
               </w:rPr>
-              <w:t>Ponnam poosari- Balaji construction</w:t>
+              <w:t>Road</w:t>
             </w:r>
           </w:p>
           <w:p>
@@ -393,25 +425,6 @@
                 <w:szCs w:val="20"/>
               </w:rPr>
               <w:t>Destination</w:t>
-            </w:r>
-          </w:p>
-          <w:p>
-            <w:pPr>
-              <w:rPr>
-                <w:rFonts w:ascii="Arial" w:hAnsi="Arial" w:cs="Arial"/>
-                <w:sz w:val="20"/>
-                <w:szCs w:val="20"/>
-              </w:rPr>
-            </w:pPr>
-            <w:r>
-              <w:rPr>
-                <w:rFonts w:ascii="Arial" w:hAnsi="Arial" w:cs="Arial"/>
-                <w:b/>
-                <w:bCs/>
-                <w:sz w:val="20"/>
-                <w:szCs w:val="20"/>
-              </w:rPr>
-              <w:t>NIL</w:t>
             </w:r>
           </w:p>
           <w:p>
@@ -458,14 +471,6 @@
               </w:rPr>
               <w:br/>
             </w:r>
-            <w:r>
-              <w:rPr>
-                <w:rFonts w:ascii="Arial" w:hAnsi="Arial" w:cs="Arial"/>
-                <w:sz w:val="20"/>
-                <w:szCs w:val="20"/>
-              </w:rPr>
-              <w:t>NIL</w:t>
-            </w:r>
           </w:p>
         </w:tc>
         <w:tc>
@@ -510,7 +515,7 @@
                 <w:sz w:val="20"/>
                 <w:szCs w:val="20"/>
               </w:rPr>
-              <w:t>TN54E3791</w:t>
+              <w:t>TN 54 AC 2862 - DHANASEKAR-JKB</w:t>
             </w:r>
           </w:p>
           <w:p>
@@ -545,25 +550,6 @@
                 <w:szCs w:val="20"/>
               </w:rPr>
               <w:t>Terms of Delivery</w:t>
-            </w:r>
-          </w:p>
-          <w:p>
-            <w:pPr>
-              <w:rPr>
-                <w:rFonts w:ascii="Arial" w:hAnsi="Arial" w:cs="Arial"/>
-                <w:sz w:val="20"/>
-                <w:szCs w:val="20"/>
-              </w:rPr>
-            </w:pPr>
-            <w:proofErr w:type="spellStart"/>
-            <w:proofErr w:type="spellEnd"/>
-            <w:r>
-              <w:rPr>
-                <w:rFonts w:ascii="Arial" w:hAnsi="Arial" w:cs="Arial"/>
-                <w:sz w:val="20"/>
-                <w:szCs w:val="20"/>
-              </w:rPr>
-              <w:t>NIL</w:t>
             </w:r>
           </w:p>
           <w:p>
@@ -744,7 +730,7 @@
                     <w:rPr>
                       <w:rFonts w:ascii="Arial" w:hAnsi="Arial" w:cs="Arial" w:eastAsia="Arial"/>
                     </w:rPr>
-                    <w:t>Bricks</w:t>
+                    <w:t>FLY ASH BRICKS(230/105/75) B.NO (07/04/26)</w:t>
                   </w:r>
                 </w:p>
               </w:tc>
@@ -786,7 +772,7 @@
                     <w:rPr>
                       <w:rFonts w:ascii="Arial" w:hAnsi="Arial" w:cs="Arial" w:eastAsia="Arial"/>
                     </w:rPr>
-                    <w:t>6.5</w:t>
+                    <w:t>5.81</w:t>
                   </w:r>
                 </w:p>
               </w:tc>
@@ -814,7 +800,7 @@
                     <w:rPr>
                       <w:rFonts w:ascii="Arial" w:hAnsi="Arial" w:cs="Arial" w:eastAsia="Arial"/>
                     </w:rPr>
-                    <w:t>19500</w:t>
+                    <w:t>17430</w:t>
                   </w:r>
                 </w:p>
               </w:tc>
@@ -884,7 +870,7 @@
                 <w:p>
                   <w:pPr/>
                   <w:r>
-                    <w:t>19500</w:t>
+                    <w:t>17430</w:t>
                   </w:r>
                 </w:p>
               </w:tc>
@@ -959,7 +945,7 @@
                 <w:sz w:val="20"/>
                 <w:szCs w:val="20"/>
               </w:rPr>
-              <w:t>Nineteen thousand five hundred  only/-</w:t>
+              <w:t>Seventeen thousand four hundred and thirty  only/-</w:t>
             </w:r>
             <w:r>
               <w:rPr>
